--- a/Lab-1/Lab1_UseCase_Flow.docx
+++ b/Lab-1/Lab1_UseCase_Flow.docx
@@ -12,7 +12,7 @@
           <w:color w:val="1F3A68"/>
           <w:sz w:val="32"/>
         </w:rPr>
-        <w:t>Lab 1: Use-Case Flow - UC-03 Place Order</w:t>
+        <w:t>Lab 1: Use-Case Flow - UC-02 Book Interview Slot</w:t>
       </w:r>
     </w:p>
     <w:p>
@@ -80,6 +80,36 @@
               <w:rPr>
                 <w:sz w:val="17"/>
               </w:rPr>
+              <w:t>System</w:t>
+            </w:r>
+          </w:p>
+        </w:tc>
+        <w:tc>
+          <w:tcPr>
+            <w:tcW w:type="dxa" w:w="7632"/>
+          </w:tcPr>
+          <w:p>
+            <w:r/>
+            <w:r>
+              <w:rPr>
+                <w:sz w:val="17"/>
+              </w:rPr>
+              <w:t>Podcast Guest Scheduling &amp; Outline Builder</w:t>
+            </w:r>
+          </w:p>
+        </w:tc>
+      </w:tr>
+      <w:tr>
+        <w:tc>
+          <w:tcPr>
+            <w:tcW w:type="dxa" w:w="2592"/>
+          </w:tcPr>
+          <w:p>
+            <w:r/>
+            <w:r>
+              <w:rPr>
+                <w:sz w:val="17"/>
+              </w:rPr>
               <w:t>Use case</w:t>
             </w:r>
           </w:p>
@@ -94,7 +124,7 @@
               <w:rPr>
                 <w:sz w:val="17"/>
               </w:rPr>
-              <w:t>UC-03 Place Order</w:t>
+              <w:t>UC-02 Book Interview Slot</w:t>
             </w:r>
           </w:p>
         </w:tc>
@@ -124,7 +154,7 @@
               <w:rPr>
                 <w:sz w:val="17"/>
               </w:rPr>
-              <w:t>Customer</w:t>
+              <w:t>Podcast Guest</w:t>
             </w:r>
           </w:p>
         </w:tc>
@@ -154,7 +184,7 @@
               <w:rPr>
                 <w:sz w:val="17"/>
               </w:rPr>
-              <w:t>Payment Gateway, Receipt Printer</w:t>
+              <w:t>Show Host (notified), Calendar Service</w:t>
             </w:r>
           </w:p>
         </w:tc>
@@ -184,7 +214,7 @@
               <w:rPr>
                 <w:sz w:val="17"/>
               </w:rPr>
-              <w:t>Kiosk is on the welcome screen, menu and prices are loaded, printer has paper.</w:t>
+              <w:t>The host has published at least one open slot for the episode (UC-01). The guest has a valid, unexpired booking link from the host.</w:t>
             </w:r>
           </w:p>
         </w:tc>
@@ -214,7 +244,37 @@
               <w:rPr>
                 <w:sz w:val="17"/>
               </w:rPr>
-              <w:t>Order is stored as PAID with an order number and a receipt is printed.</w:t>
+              <w:t>The slot is marked booked and hidden from other guests; the guest's topic outline is attached to the episode board; calendar invites have been sent to host and guest.</w:t>
+            </w:r>
+          </w:p>
+        </w:tc>
+      </w:tr>
+      <w:tr>
+        <w:tc>
+          <w:tcPr>
+            <w:tcW w:type="dxa" w:w="2592"/>
+          </w:tcPr>
+          <w:p>
+            <w:r/>
+            <w:r>
+              <w:rPr>
+                <w:sz w:val="17"/>
+              </w:rPr>
+              <w:t>Postconditions (failure)</w:t>
+            </w:r>
+          </w:p>
+        </w:tc>
+        <w:tc>
+          <w:tcPr>
+            <w:tcW w:type="dxa" w:w="7632"/>
+          </w:tcPr>
+          <w:p>
+            <w:r/>
+            <w:r>
+              <w:rPr>
+                <w:sz w:val="17"/>
+              </w:rPr>
+              <w:t>No slot is reserved and nothing is added to the episode board.</w:t>
             </w:r>
           </w:p>
         </w:tc>
@@ -244,7 +304,7 @@
               <w:rPr>
                 <w:sz w:val="17"/>
               </w:rPr>
-              <w:t>Customer taps "Start Order".</w:t>
+              <w:t>Guest opens the booking link sent by the host.</w:t>
             </w:r>
           </w:p>
         </w:tc>
@@ -274,7 +334,7 @@
               <w:rPr>
                 <w:sz w:val="17"/>
               </w:rPr>
-              <w:t>«include» UC-04 Pay by Credit Card, «include» UC-05 Print Receipt; UC-07 Retry Payment «extend» UC-04</w:t>
+              <w:t>«include» UC-03 Submit Topic Outline (step 5), «include» UC-04 Send Calendar Invite (step 9); UC-05 Join Waitlist «extend» UC-02</w:t>
             </w:r>
           </w:p>
         </w:tc>
@@ -305,17 +365,7 @@
       </w:pPr>
       <w:r>
         <w:rPr/>
-        <w:t xml:space="preserve">Customer taps </w:t>
-      </w:r>
-      <w:r>
-        <w:rPr>
-          <w:b/>
-        </w:rPr>
-        <w:t>Start Order</w:t>
-      </w:r>
-      <w:r>
-        <w:rPr/>
-        <w:t>. System displays the menu (Espresso, Americano, Latte) with prices.</w:t>
+        <w:t>Guest opens the unique booking link from the host.</w:t>
       </w:r>
     </w:p>
     <w:p>
@@ -325,7 +375,7 @@
       </w:pPr>
       <w:r>
         <w:rPr/>
-        <w:t>Customer selects a coffee type (UC-01). System highlights it and shows the size options.</w:t>
+        <w:t>System validates the link and shows the episode title, host name and open slots in the guest's local time zone.</w:t>
       </w:r>
     </w:p>
     <w:p>
@@ -335,7 +385,7 @@
       </w:pPr>
       <w:r>
         <w:rPr/>
-        <w:t>Customer selects Small or Large (UC-02). System shows the order summary and total price.</w:t>
+        <w:t>Guest selects a time slot.</w:t>
       </w:r>
     </w:p>
     <w:p>
@@ -345,17 +395,7 @@
       </w:pPr>
       <w:r>
         <w:rPr/>
-        <w:t xml:space="preserve">Customer taps </w:t>
-      </w:r>
-      <w:r>
-        <w:rPr>
-          <w:b/>
-        </w:rPr>
-        <w:t>Pay by Card</w:t>
-      </w:r>
-      <w:r>
-        <w:rPr/>
-        <w:t>. System starts UC-04 and asks the customer to insert or tap a credit card.</w:t>
+        <w:t>System places a 10-minute hold on the slot and shows the guest details and outline form.</w:t>
       </w:r>
     </w:p>
     <w:p>
@@ -365,7 +405,7 @@
       </w:pPr>
       <w:r>
         <w:rPr/>
-        <w:t>Customer presents the credit card to the card reader.</w:t>
+        <w:t>Guest enters name, email and biography links, and adds 3-10 bullet-point discussion topics (UC-03).</w:t>
       </w:r>
     </w:p>
     <w:p>
@@ -375,17 +415,7 @@
       </w:pPr>
       <w:r>
         <w:rPr/>
-        <w:t xml:space="preserve">System sends an encrypted authorization request to the </w:t>
-      </w:r>
-      <w:r>
-        <w:rPr>
-          <w:b/>
-        </w:rPr>
-        <w:t>Payment Gateway</w:t>
-      </w:r>
-      <w:r>
-        <w:rPr/>
-        <w:t>.</w:t>
+        <w:t>Guest submits the form.</w:t>
       </w:r>
     </w:p>
     <w:p>
@@ -395,7 +425,7 @@
       </w:pPr>
       <w:r>
         <w:rPr/>
-        <w:t>Payment Gateway approves the payment.</w:t>
+        <w:t>System validates the input: required fields filled, links are valid URLs, the slot is still held and is not on a blocked date.</w:t>
       </w:r>
     </w:p>
     <w:p>
@@ -405,7 +435,7 @@
       </w:pPr>
       <w:r>
         <w:rPr/>
-        <w:t>System stores the order as PAID and generates an order number.</w:t>
+        <w:t>System confirms the booking, marks the slot as booked, and attaches the topic outline to the episode board.</w:t>
       </w:r>
     </w:p>
     <w:p>
@@ -415,17 +445,17 @@
       </w:pPr>
       <w:r>
         <w:rPr/>
-        <w:t xml:space="preserve">System starts UC-05 and sends the receipt to the </w:t>
+        <w:t xml:space="preserve">System sends calendar invitations to the guest and the host through the </w:t>
       </w:r>
       <w:r>
         <w:rPr>
           <w:b/>
         </w:rPr>
-        <w:t>Receipt Printer</w:t>
+        <w:t>Calendar Service</w:t>
       </w:r>
       <w:r>
         <w:rPr/>
-        <w:t>, which prints it.</w:t>
+        <w:t xml:space="preserve"> (UC-04).</w:t>
       </w:r>
     </w:p>
     <w:p>
@@ -435,7 +465,7 @@
       </w:pPr>
       <w:r>
         <w:rPr/>
-        <w:t>System shows "Order #N confirmed - collect your receipt" and returns to the welcome screen after 10 s. Use case ends successfully.</w:t>
+        <w:t>System shows the guest a confirmation with the date, time and recording link, and notifies the host. Use case ends successfully.</w:t>
       </w:r>
     </w:p>
     <w:p>
@@ -456,11 +486,7 @@
         <w:rPr>
           <w:b/>
         </w:rPr>
-        <w:t>7a. Payment declined</w:t>
-      </w:r>
-      <w:r>
-        <w:rPr/>
-        <w:t xml:space="preserve"> (UC-07 Retry Payment extends UC-04)</w:t>
+        <w:t>3a. Slot taken or hold expired</w:t>
       </w:r>
     </w:p>
     <w:p>
@@ -470,17 +496,7 @@
       </w:pPr>
       <w:r>
         <w:rPr/>
-        <w:t xml:space="preserve">7a1. System displays a </w:t>
-      </w:r>
-      <w:r>
-        <w:rPr>
-          <w:b/>
-        </w:rPr>
-        <w:t>Payment declined</w:t>
-      </w:r>
-      <w:r>
-        <w:rPr/>
-        <w:t xml:space="preserve"> message; no order is stored.</w:t>
+        <w:t>3a1. Another guest books the same slot first, or the 10-minute hold expires before submission.</w:t>
       </w:r>
     </w:p>
     <w:p>
@@ -490,7 +506,7 @@
       </w:pPr>
       <w:r>
         <w:rPr/>
-        <w:t>7a2. Customer is prompted to try another card or cancel.</w:t>
+        <w:t>3a2. System shows "This slot is no longer available" and refreshes the list of open slots, keeping the outline already typed.</w:t>
       </w:r>
     </w:p>
     <w:p>
@@ -500,7 +516,19 @@
       </w:pPr>
       <w:r>
         <w:rPr/>
-        <w:t>7a3. If the customer retries, the flow resumes at step 5.</w:t>
+        <w:t>3a3. Flow resumes at step 3.</w:t>
+      </w:r>
+    </w:p>
+    <w:p>
+      <w:r>
+        <w:rPr>
+          <w:b/>
+        </w:rPr>
+        <w:t>2a. No open slots</w:t>
+      </w:r>
+      <w:r>
+        <w:rPr/>
+        <w:t xml:space="preserve"> (UC-05 Join Waitlist extends UC-02)</w:t>
       </w:r>
     </w:p>
     <w:p>
@@ -510,25 +538,7 @@
       </w:pPr>
       <w:r>
         <w:rPr/>
-        <w:t xml:space="preserve">7a4. If payment fails again (after 2 attempts), the order is </w:t>
-      </w:r>
-      <w:r>
-        <w:rPr>
-          <w:b/>
-        </w:rPr>
-        <w:t>cancelled</w:t>
-      </w:r>
-      <w:r>
-        <w:rPr/>
-        <w:t>, the customer is notified, and the kiosk returns to the welcome screen.</w:t>
-      </w:r>
-    </w:p>
-    <w:p>
-      <w:r>
-        <w:rPr>
-          <w:b/>
-        </w:rPr>
-        <w:t>6a. Payment Gateway does not respond within 15 s</w:t>
+        <w:t>2a1. System shows "No slots available" and offers to join the waitlist.</w:t>
       </w:r>
     </w:p>
     <w:p>
@@ -538,7 +548,15 @@
       </w:pPr>
       <w:r>
         <w:rPr/>
-        <w:t>6a1. System shows "Payment service unavailable - you have not been charged".</w:t>
+        <w:t>2a2. Guest leaves an email address; the system notifies the guest when the host publishes new slots. Use case ends.</w:t>
+      </w:r>
+    </w:p>
+    <w:p>
+      <w:r>
+        <w:rPr>
+          <w:b/>
+        </w:rPr>
+        <w:t>9a. Calendar Service unavailable</w:t>
       </w:r>
     </w:p>
     <w:p>
@@ -548,7 +566,7 @@
       </w:pPr>
       <w:r>
         <w:rPr/>
-        <w:t>6a2. System offers one retry; if it also times out the order is cancelled.</w:t>
+        <w:t>9a1. The booking stays confirmed. System emails both parties an .ics calendar file and retries the Calendar Service every 5 minutes for up to 1 hour.</w:t>
       </w:r>
     </w:p>
     <w:p>
@@ -556,39 +574,11 @@
         <w:rPr>
           <w:b/>
         </w:rPr>
-        <w:t>9a. Printer out of paper or offline</w:t>
-      </w:r>
-    </w:p>
-    <w:p>
-      <w:pPr>
-        <w:pStyle w:val="ListBullet"/>
-        <w:spacing w:after="20"/>
-      </w:pPr>
-      <w:r>
-        <w:rPr/>
-        <w:t>9a1. System shows the order number in large text on screen so the customer can still collect the drink.</w:t>
-      </w:r>
-    </w:p>
-    <w:p>
-      <w:pPr>
-        <w:pStyle w:val="ListBullet"/>
-        <w:spacing w:after="20"/>
-      </w:pPr>
-      <w:r>
-        <w:rPr/>
-        <w:t>9a2. System logs the printer fault and alerts the Administrator. Use case ends successfully.</w:t>
-      </w:r>
-    </w:p>
-    <w:p>
-      <w:r>
-        <w:rPr>
-          <w:b/>
-        </w:rPr>
-        <w:t>1-4a. Customer cancels before paying:</w:t>
+        <w:t>2b. Link invalid or expired:</w:t>
       </w:r>
       <w:r>
         <w:rPr/>
-        <w:t xml:space="preserve"> at any of steps 1-4 the customer taps Cancel; the system discards the selection and returns to the welcome screen.</w:t>
+        <w:t xml:space="preserve"> system shows "Link expired - ask the host for a new invite" and the use case ends (NFR-002).</w:t>
       </w:r>
     </w:p>
     <w:sectPr>
